--- a/data/exports/practical-organic-chemistry_revision_notes.docx
+++ b/data/exports/practical-organic-chemistry_revision_notes.docx
@@ -189,7 +189,7 @@
                 <w:color w:val="2D3748"/>
                 <w:sz w:val="19"/>
               </w:rPr>
-              <w:t>Practical Organic Chemistry - Core Application</w:t>
+              <w:t>Practical Organic Chemistry — Applied Cases, Reactions &amp; Traps</w:t>
             </w:r>
           </w:p>
         </w:tc>
@@ -209,7 +209,7 @@
               <w:rPr>
                 <w:sz w:val="19"/>
               </w:rPr>
-              <w:t>111 PYQs</w:t>
+              <w:t>84 PYQs</w:t>
             </w:r>
           </w:p>
         </w:tc>
@@ -230,7 +230,181 @@
                 <w:color w:val="718096"/>
                 <w:sz w:val="19"/>
               </w:rPr>
-              <w:t>General Concept</w:t>
+              <w:t>Applied Topics</w:t>
+            </w:r>
+          </w:p>
+        </w:tc>
+      </w:tr>
+      <w:tr>
+        <w:tc>
+          <w:tcPr>
+            <w:tcW w:type="dxa" w:w="2160"/>
+            <w:shd w:fill="FFFFFF"/>
+            <w:tcMar>
+              <w:top w:w="80" w:type="dxa"/>
+              <w:bottom w:w="80" w:type="dxa"/>
+              <w:left w:w="150" w:type="dxa"/>
+              <w:right w:w="150" w:type="dxa"/>
+            </w:tcMar>
+          </w:tcPr>
+          <w:p>
+            <w:r>
+              <w:rPr>
+                <w:b/>
+                <w:color w:val="C53030"/>
+                <w:sz w:val="19"/>
+              </w:rPr>
+              <w:t>Very High</w:t>
+            </w:r>
+          </w:p>
+        </w:tc>
+        <w:tc>
+          <w:tcPr>
+            <w:tcW w:type="dxa" w:w="4320"/>
+            <w:shd w:fill="FFFFFF"/>
+            <w:tcMar>
+              <w:top w:w="80" w:type="dxa"/>
+              <w:bottom w:w="80" w:type="dxa"/>
+              <w:left w:w="150" w:type="dxa"/>
+              <w:right w:w="150" w:type="dxa"/>
+            </w:tcMar>
+          </w:tcPr>
+          <w:p>
+            <w:r>
+              <w:rPr>
+                <w:b/>
+                <w:color w:val="2D3748"/>
+                <w:sz w:val="19"/>
+              </w:rPr>
+              <w:t>Practical Organic Chemistry — Standard Calculations &amp; Problem Archetypes</w:t>
+            </w:r>
+          </w:p>
+        </w:tc>
+        <w:tc>
+          <w:tcPr>
+            <w:tcW w:type="dxa" w:w="1728"/>
+            <w:shd w:fill="FFFFFF"/>
+            <w:tcMar>
+              <w:top w:w="80" w:type="dxa"/>
+              <w:bottom w:w="80" w:type="dxa"/>
+              <w:left w:w="150" w:type="dxa"/>
+              <w:right w:w="150" w:type="dxa"/>
+            </w:tcMar>
+          </w:tcPr>
+          <w:p>
+            <w:r>
+              <w:rPr>
+                <w:sz w:val="19"/>
+              </w:rPr>
+              <w:t>64 PYQs</w:t>
+            </w:r>
+          </w:p>
+        </w:tc>
+        <w:tc>
+          <w:tcPr>
+            <w:tcW w:type="dxa" w:w="1872"/>
+            <w:shd w:fill="FFFFFF"/>
+            <w:tcMar>
+              <w:top w:w="80" w:type="dxa"/>
+              <w:bottom w:w="80" w:type="dxa"/>
+              <w:left w:w="150" w:type="dxa"/>
+              <w:right w:w="150" w:type="dxa"/>
+            </w:tcMar>
+          </w:tcPr>
+          <w:p>
+            <w:r>
+              <w:rPr>
+                <w:color w:val="718096"/>
+                <w:sz w:val="19"/>
+              </w:rPr>
+              <w:t>Quantitative Analysis</w:t>
+            </w:r>
+          </w:p>
+        </w:tc>
+      </w:tr>
+      <w:tr>
+        <w:tc>
+          <w:tcPr>
+            <w:tcW w:type="dxa" w:w="2160"/>
+            <w:shd w:fill="F7FAFC"/>
+            <w:tcMar>
+              <w:top w:w="80" w:type="dxa"/>
+              <w:bottom w:w="80" w:type="dxa"/>
+              <w:left w:w="150" w:type="dxa"/>
+              <w:right w:w="150" w:type="dxa"/>
+            </w:tcMar>
+          </w:tcPr>
+          <w:p>
+            <w:r>
+              <w:rPr>
+                <w:b/>
+                <w:color w:val="2B6CB0"/>
+                <w:sz w:val="19"/>
+              </w:rPr>
+              <w:t>High</w:t>
+            </w:r>
+          </w:p>
+        </w:tc>
+        <w:tc>
+          <w:tcPr>
+            <w:tcW w:type="dxa" w:w="4320"/>
+            <w:shd w:fill="F7FAFC"/>
+            <w:tcMar>
+              <w:top w:w="80" w:type="dxa"/>
+              <w:bottom w:w="80" w:type="dxa"/>
+              <w:left w:w="150" w:type="dxa"/>
+              <w:right w:w="150" w:type="dxa"/>
+            </w:tcMar>
+          </w:tcPr>
+          <w:p>
+            <w:r>
+              <w:rPr>
+                <w:b/>
+                <w:color w:val="2D3748"/>
+                <w:sz w:val="19"/>
+              </w:rPr>
+              <w:t>Practical Organic Chemistry — Core Principles &amp; Governing Laws</w:t>
+            </w:r>
+          </w:p>
+        </w:tc>
+        <w:tc>
+          <w:tcPr>
+            <w:tcW w:type="dxa" w:w="1728"/>
+            <w:shd w:fill="F7FAFC"/>
+            <w:tcMar>
+              <w:top w:w="80" w:type="dxa"/>
+              <w:bottom w:w="80" w:type="dxa"/>
+              <w:left w:w="150" w:type="dxa"/>
+              <w:right w:w="150" w:type="dxa"/>
+            </w:tcMar>
+          </w:tcPr>
+          <w:p>
+            <w:r>
+              <w:rPr>
+                <w:sz w:val="19"/>
+              </w:rPr>
+              <w:t>9 PYQs</w:t>
+            </w:r>
+          </w:p>
+        </w:tc>
+        <w:tc>
+          <w:tcPr>
+            <w:tcW w:type="dxa" w:w="1872"/>
+            <w:shd w:fill="F7FAFC"/>
+            <w:tcMar>
+              <w:top w:w="80" w:type="dxa"/>
+              <w:bottom w:w="80" w:type="dxa"/>
+              <w:left w:w="150" w:type="dxa"/>
+              <w:right w:w="150" w:type="dxa"/>
+            </w:tcMar>
+          </w:tcPr>
+          <w:p>
+            <w:r>
+              <w:rPr>
+                <w:color w:val="718096"/>
+                <w:sz w:val="19"/>
+              </w:rPr>
+              <w:t>Core Principle</w:t>
             </w:r>
           </w:p>
         </w:tc>
@@ -311,6 +485,144 @@
           </w:p>
         </w:tc>
       </w:tr>
+      <w:tr>
+        <w:tc>
+          <w:tcPr>
+            <w:tcW w:type="dxa" w:w="3600"/>
+            <w:shd w:fill="F7FAFC"/>
+            <w:tcMar>
+              <w:top w:w="100" w:type="dxa"/>
+              <w:bottom w:w="100" w:type="dxa"/>
+              <w:left w:w="150" w:type="dxa"/>
+              <w:right w:w="150" w:type="dxa"/>
+            </w:tcMar>
+          </w:tcPr>
+          <w:p>
+            <w:r>
+              <w:rPr>
+                <w:b/>
+                <w:color w:val="1A365D"/>
+                <w:sz w:val="19"/>
+              </w:rPr>
+              <w:t>Practical Organic Chemistry — Applied Cases, Reactions &amp; Traps</w:t>
+            </w:r>
+          </w:p>
+        </w:tc>
+        <w:tc>
+          <w:tcPr>
+            <w:tcW w:type="dxa" w:w="6480"/>
+            <w:shd w:fill="F7FAFC"/>
+            <w:tcMar>
+              <w:top w:w="100" w:type="dxa"/>
+              <w:bottom w:w="100" w:type="dxa"/>
+              <w:left w:w="150" w:type="dxa"/>
+              <w:right w:w="150" w:type="dxa"/>
+            </w:tcMar>
+          </w:tcPr>
+          <w:p>
+            <w:r>
+              <w:rPr>
+                <w:rFonts w:ascii="Cambria Math" w:hAnsi="Cambria Math"/>
+                <w:color w:val="2D3748"/>
+                <w:sz w:val="19"/>
+              </w:rPr>
+              <w:t>\times 10^{-1}g, \quad \times 10^{-1}, \quad \frac{0.80 \times 100}{1.60}</w:t>
+            </w:r>
+          </w:p>
+        </w:tc>
+      </w:tr>
+      <w:tr>
+        <w:tc>
+          <w:tcPr>
+            <w:tcW w:type="dxa" w:w="3600"/>
+            <w:shd w:fill="FFFFFF"/>
+            <w:tcMar>
+              <w:top w:w="100" w:type="dxa"/>
+              <w:bottom w:w="100" w:type="dxa"/>
+              <w:left w:w="150" w:type="dxa"/>
+              <w:right w:w="150" w:type="dxa"/>
+            </w:tcMar>
+          </w:tcPr>
+          <w:p>
+            <w:r>
+              <w:rPr>
+                <w:b/>
+                <w:color w:val="1A365D"/>
+                <w:sz w:val="19"/>
+              </w:rPr>
+              <w:t>Practical Organic Chemistry — Standard Calculations &amp; Problem Archetypes</w:t>
+            </w:r>
+          </w:p>
+        </w:tc>
+        <w:tc>
+          <w:tcPr>
+            <w:tcW w:type="dxa" w:w="6480"/>
+            <w:shd w:fill="FFFFFF"/>
+            <w:tcMar>
+              <w:top w:w="100" w:type="dxa"/>
+              <w:bottom w:w="100" w:type="dxa"/>
+              <w:left w:w="150" w:type="dxa"/>
+              <w:right w:w="150" w:type="dxa"/>
+            </w:tcMar>
+          </w:tcPr>
+          <w:p>
+            <w:r>
+              <w:rPr>
+                <w:rFonts w:ascii="Cambria Math" w:hAnsi="Cambria Math"/>
+                <w:color w:val="2D3748"/>
+                <w:sz w:val="19"/>
+              </w:rPr>
+              <w:t>\frac{10}{78}, \quad =\frac{4.5+4.5+4.4+4.4+4.4}{5}, \quad The value of y is ______________. (Integer answer)</w:t>
+            </w:r>
+          </w:p>
+        </w:tc>
+      </w:tr>
+      <w:tr>
+        <w:tc>
+          <w:tcPr>
+            <w:tcW w:type="dxa" w:w="3600"/>
+            <w:shd w:fill="F7FAFC"/>
+            <w:tcMar>
+              <w:top w:w="100" w:type="dxa"/>
+              <w:bottom w:w="100" w:type="dxa"/>
+              <w:left w:w="150" w:type="dxa"/>
+              <w:right w:w="150" w:type="dxa"/>
+            </w:tcMar>
+          </w:tcPr>
+          <w:p>
+            <w:r>
+              <w:rPr>
+                <w:b/>
+                <w:color w:val="1A365D"/>
+                <w:sz w:val="19"/>
+              </w:rPr>
+              <w:t>Practical Organic Chemistry — Core Principles &amp; Governing Laws</w:t>
+            </w:r>
+          </w:p>
+        </w:tc>
+        <w:tc>
+          <w:tcPr>
+            <w:tcW w:type="dxa" w:w="6480"/>
+            <w:shd w:fill="F7FAFC"/>
+            <w:tcMar>
+              <w:top w:w="100" w:type="dxa"/>
+              <w:bottom w:w="100" w:type="dxa"/>
+              <w:left w:w="150" w:type="dxa"/>
+              <w:right w:w="150" w:type="dxa"/>
+            </w:tcMar>
+          </w:tcPr>
+          <w:p>
+            <w:r>
+              <w:rPr>
+                <w:rFonts w:ascii="Cambria Math" w:hAnsi="Cambria Math"/>
+                <w:color w:val="2D3748"/>
+                <w:sz w:val="19"/>
+              </w:rPr>
+              <w:t>=\frac{4.5+4.5+4.4+4.4+4.4}{5}, \quad _{2}, \quad (N_{2})</w:t>
+            </w:r>
+          </w:p>
+        </w:tc>
+      </w:tr>
     </w:tbl>
     <w:p>
       <w:pPr>
@@ -338,7 +650,7 @@
           <w:color w:val="2B6CB0"/>
           <w:sz w:val="24"/>
         </w:rPr>
-        <w:t>3.1 Practical Organic Chemistry - Core Application (Very High Yield — 111 PYQs)</w:t>
+        <w:t>3.1 Practical Organic Chemistry — Applied Cases, Reactions &amp; Traps (Very High Yield — 84 PYQs)</w:t>
       </w:r>
     </w:p>
     <w:p>
@@ -353,7 +665,7 @@
         <w:rPr>
           <w:sz w:val="20"/>
         </w:rPr>
-        <w:t>Key problem pattern in Practical Organic Chemistry.</w:t>
+        <w:t>Special cases, experimental observations, and conceptual traps designed to test deep understanding of Practical Organic Chemistry.</w:t>
       </w:r>
     </w:p>
     <w:tbl>
@@ -391,7 +703,7 @@
                 <w:color w:val="2D3748"/>
                 <w:sz w:val="19"/>
               </w:rPr>
-              <w:t>Watch for algebraic and sign errors.</w:t>
+              <w:t>Read questions carefully for keywords like 'incorrect', 'not true', or non-standard conditions.</w:t>
             </w:r>
           </w:p>
         </w:tc>
@@ -432,7 +744,215 @@
                 <w:color w:val="2D3748"/>
                 <w:sz w:val="19"/>
               </w:rPr>
-              <w:t>Verify dimensions and boundary conditions.</w:t>
+              <w:t>Elimination of extreme or unphysical answer choices improves accuracy in assertion-reason and multiple-statement questions.</w:t>
+            </w:r>
+          </w:p>
+        </w:tc>
+      </w:tr>
+    </w:tbl>
+    <w:p>
+      <w:pPr>
+        <w:spacing w:before="120" w:after="40"/>
+      </w:pPr>
+      <w:r>
+        <w:rPr>
+          <w:b/>
+          <w:color w:val="1A365D"/>
+          <w:sz w:val="19"/>
+        </w:rPr>
+        <w:t>Source PYQs testing this concept:</w:t>
+      </w:r>
+    </w:p>
+    <w:p>
+      <w:pPr>
+        <w:pStyle w:val="ListBullet"/>
+        <w:spacing w:after="40"/>
+      </w:pPr>
+      <w:r>
+        <w:rPr>
+          <w:b/>
+          <w:sz w:val="18"/>
+        </w:rPr>
+        <w:t xml:space="preserve">[2026 Morning Shift] Q#1 (MCQ): </w:t>
+      </w:r>
+      <w:r>
+        <w:rPr>
+          <w:sz w:val="18"/>
+        </w:rPr>
+        <w:t xml:space="preserve">"Amongst the following, the total number of compounds soluble in aqueous NaOH at room temperature is :..."  </w:t>
+      </w:r>
+      <w:r>
+        <w:rPr>
+          <w:b/>
+          <w:color w:val="2B6CB0"/>
+          <w:sz w:val="18"/>
+        </w:rPr>
+        <w:t>[Ans: N/A]</w:t>
+      </w:r>
+    </w:p>
+    <w:p>
+      <w:pPr>
+        <w:pStyle w:val="ListBullet"/>
+        <w:spacing w:after="40"/>
+      </w:pPr>
+      <w:r>
+        <w:rPr>
+          <w:b/>
+          <w:sz w:val="18"/>
+        </w:rPr>
+        <w:t xml:space="preserve">[2026 Evening Shift] Q#1 (MCQ): </w:t>
+      </w:r>
+      <w:r>
+        <w:rPr>
+          <w:sz w:val="18"/>
+        </w:rPr>
+        <w:t xml:space="preserve">"A student has been given 0.314 g of an organic compound and asked to estimate Sulphur. During the experiment, the student has obtained 0.481..."  </w:t>
+      </w:r>
+      <w:r>
+        <w:rPr>
+          <w:b/>
+          <w:color w:val="2B6CB0"/>
+          <w:sz w:val="18"/>
+        </w:rPr>
+        <w:t>[Ans: B]</w:t>
+      </w:r>
+    </w:p>
+    <w:p>
+      <w:pPr>
+        <w:pStyle w:val="ListBullet"/>
+        <w:spacing w:after="40"/>
+      </w:pPr>
+      <w:r>
+        <w:rPr>
+          <w:b/>
+          <w:sz w:val="18"/>
+        </w:rPr>
+        <w:t xml:space="preserve">[2026 Evening Shift] Q#1 (MCQ): </w:t>
+      </w:r>
+      <w:r>
+        <w:rPr>
+          <w:sz w:val="18"/>
+        </w:rPr>
+        <w:t xml:space="preserve">"Identify the correct statements : A. Hydrated salts can be used as primary standard. B. Primary standard should not undergo any reaction wit..."  </w:t>
+      </w:r>
+      <w:r>
+        <w:rPr>
+          <w:b/>
+          <w:color w:val="2B6CB0"/>
+          <w:sz w:val="18"/>
+        </w:rPr>
+        <w:t>[Ans: N/A]</w:t>
+      </w:r>
+    </w:p>
+    <w:p>
+      <w:pPr>
+        <w:spacing w:after="120"/>
+      </w:pPr>
+    </w:p>
+    <w:p>
+      <w:pPr>
+        <w:pStyle w:val="Heading2"/>
+      </w:pPr>
+      <w:r>
+        <w:rPr>
+          <w:color w:val="2B6CB0"/>
+          <w:sz w:val="24"/>
+        </w:rPr>
+        <w:t>3.2 Practical Organic Chemistry — Standard Calculations &amp; Problem Archetypes (Very High Yield — 64 PYQs)</w:t>
+      </w:r>
+    </w:p>
+    <w:p>
+      <w:r>
+        <w:rPr>
+          <w:b/>
+          <w:sz w:val="20"/>
+        </w:rPr>
+        <w:t xml:space="preserve">Core Principle: </w:t>
+      </w:r>
+      <w:r>
+        <w:rPr>
+          <w:sz w:val="20"/>
+        </w:rPr>
+        <w:t>Quantitative numerical problem-solving techniques and standard question patterns frequently seen in Practical Organic Chemistry.</w:t>
+      </w:r>
+    </w:p>
+    <w:tbl>
+      <w:tblPr>
+        <w:tblW w:type="auto" w:w="0"/>
+        <w:jc w:val="center"/>
+        <w:tblLook w:firstColumn="1" w:firstRow="1" w:lastColumn="0" w:lastRow="0" w:noHBand="0" w:noVBand="1" w:val="04A0"/>
+      </w:tblPr>
+      <w:tblGrid>
+        <w:gridCol w:w="10080"/>
+      </w:tblGrid>
+      <w:tr>
+        <w:tc>
+          <w:tcPr>
+            <w:tcW w:type="dxa" w:w="10080"/>
+            <w:shd w:fill="FFF5F5"/>
+            <w:tcMar>
+              <w:top w:w="100" w:type="dxa"/>
+              <w:bottom w:w="100" w:type="dxa"/>
+              <w:left w:w="150" w:type="dxa"/>
+              <w:right w:w="150" w:type="dxa"/>
+            </w:tcMar>
+          </w:tcPr>
+          <w:p>
+            <w:r>
+              <w:rPr>
+                <w:b/>
+                <w:color w:val="C53030"/>
+                <w:sz w:val="19"/>
+              </w:rPr>
+              <w:t xml:space="preserve">⚠️ Common Trap / JEE Pitfall: </w:t>
+            </w:r>
+            <w:r>
+              <w:rPr>
+                <w:color w:val="2D3748"/>
+                <w:sz w:val="19"/>
+              </w:rPr>
+              <w:t>Watch for algebraic rounding, stoichiometric balancing, and boundary condition checks.</w:t>
+            </w:r>
+          </w:p>
+        </w:tc>
+      </w:tr>
+    </w:tbl>
+    <w:tbl>
+      <w:tblPr>
+        <w:tblW w:type="auto" w:w="0"/>
+        <w:jc w:val="center"/>
+        <w:tblLook w:firstColumn="1" w:firstRow="1" w:lastColumn="0" w:lastRow="0" w:noHBand="0" w:noVBand="1" w:val="04A0"/>
+      </w:tblPr>
+      <w:tblGrid>
+        <w:gridCol w:w="10080"/>
+      </w:tblGrid>
+      <w:tr>
+        <w:tc>
+          <w:tcPr>
+            <w:tcW w:type="dxa" w:w="10080"/>
+            <w:shd w:fill="F0FFF4"/>
+            <w:tcMar>
+              <w:top w:w="100" w:type="dxa"/>
+              <w:bottom w:w="100" w:type="dxa"/>
+              <w:left w:w="150" w:type="dxa"/>
+              <w:right w:w="150" w:type="dxa"/>
+            </w:tcMar>
+          </w:tcPr>
+          <w:p>
+            <w:r>
+              <w:rPr>
+                <w:b/>
+                <w:color w:val="276749"/>
+                <w:sz w:val="19"/>
+              </w:rPr>
+              <w:t xml:space="preserve">💡 Speed Hack / Trick: </w:t>
+            </w:r>
+            <w:r>
+              <w:rPr>
+                <w:color w:val="2D3748"/>
+                <w:sz w:val="19"/>
+              </w:rPr>
+              <w:t>Dimensional consistency checks and ratio comparisons can quickly eliminate incorrect options.</w:t>
             </w:r>
           </w:p>
         </w:tc>
@@ -488,13 +1008,194 @@
           <w:b/>
           <w:sz w:val="18"/>
         </w:rPr>
-        <w:t xml:space="preserve">[2026 Morning Shift] Q#1 (MCQ): </w:t>
+        <w:t xml:space="preserve">[2026 Evening Shift] Q#1 (MCQ): </w:t>
       </w:r>
       <w:r>
         <w:rPr>
           <w:sz w:val="18"/>
         </w:rPr>
-        <w:t xml:space="preserve">"Amongst the following, the total number of compounds soluble in aqueous NaOH at room temperature is :..."  </w:t>
+        <w:t xml:space="preserve">"A student has been given 0.314 g of an organic compound and asked to estimate Sulphur. During the experiment, the student has obtained 0.481..."  </w:t>
+      </w:r>
+      <w:r>
+        <w:rPr>
+          <w:b/>
+          <w:color w:val="2B6CB0"/>
+          <w:sz w:val="18"/>
+        </w:rPr>
+        <w:t>[Ans: B]</w:t>
+      </w:r>
+    </w:p>
+    <w:p>
+      <w:pPr>
+        <w:pStyle w:val="ListBullet"/>
+        <w:spacing w:after="40"/>
+      </w:pPr>
+      <w:r>
+        <w:rPr>
+          <w:b/>
+          <w:sz w:val="18"/>
+        </w:rPr>
+        <w:t xml:space="preserve">[2026 Evening Shift] Q#2 (MCQ): </w:t>
+      </w:r>
+      <w:r>
+        <w:rPr>
+          <w:sz w:val="18"/>
+        </w:rPr>
+        <w:t xml:space="preserve">"Complete combustion of X g of an organic compound gave 0.25 g of CO_(2) and 0.12 g of H_(2)O . If the % of carbon is 25% and of ..."  </w:t>
+      </w:r>
+      <w:r>
+        <w:rPr>
+          <w:b/>
+          <w:color w:val="2B6CB0"/>
+          <w:sz w:val="18"/>
+        </w:rPr>
+        <w:t>[Ans: A]</w:t>
+      </w:r>
+    </w:p>
+    <w:p>
+      <w:pPr>
+        <w:spacing w:after="120"/>
+      </w:pPr>
+    </w:p>
+    <w:p>
+      <w:pPr>
+        <w:pStyle w:val="Heading2"/>
+      </w:pPr>
+      <w:r>
+        <w:rPr>
+          <w:color w:val="2B6CB0"/>
+          <w:sz w:val="24"/>
+        </w:rPr>
+        <w:t>3.3 Practical Organic Chemistry — Core Principles &amp; Governing Laws (High Yield — 9 PYQs)</w:t>
+      </w:r>
+    </w:p>
+    <w:p>
+      <w:r>
+        <w:rPr>
+          <w:b/>
+          <w:sz w:val="20"/>
+        </w:rPr>
+        <w:t xml:space="preserve">Core Principle: </w:t>
+      </w:r>
+      <w:r>
+        <w:rPr>
+          <w:sz w:val="20"/>
+        </w:rPr>
+        <w:t>Fundamental definitions, core postulates, and governing physical/chemical relations in Practical Organic Chemistry.</w:t>
+      </w:r>
+    </w:p>
+    <w:tbl>
+      <w:tblPr>
+        <w:tblW w:type="auto" w:w="0"/>
+        <w:jc w:val="center"/>
+        <w:tblLook w:firstColumn="1" w:firstRow="1" w:lastColumn="0" w:lastRow="0" w:noHBand="0" w:noVBand="1" w:val="04A0"/>
+      </w:tblPr>
+      <w:tblGrid>
+        <w:gridCol w:w="10080"/>
+      </w:tblGrid>
+      <w:tr>
+        <w:tc>
+          <w:tcPr>
+            <w:tcW w:type="dxa" w:w="10080"/>
+            <w:shd w:fill="FFF5F5"/>
+            <w:tcMar>
+              <w:top w:w="100" w:type="dxa"/>
+              <w:bottom w:w="100" w:type="dxa"/>
+              <w:left w:w="150" w:type="dxa"/>
+              <w:right w:w="150" w:type="dxa"/>
+            </w:tcMar>
+          </w:tcPr>
+          <w:p>
+            <w:r>
+              <w:rPr>
+                <w:b/>
+                <w:color w:val="C53030"/>
+                <w:sz w:val="19"/>
+              </w:rPr>
+              <w:t xml:space="preserve">⚠️ Common Trap / JEE Pitfall: </w:t>
+            </w:r>
+            <w:r>
+              <w:rPr>
+                <w:color w:val="2D3748"/>
+                <w:sz w:val="19"/>
+              </w:rPr>
+              <w:t>Carefully verify units, standard reference states, and sign conventions in Practical Organic Chemistry.</w:t>
+            </w:r>
+          </w:p>
+        </w:tc>
+      </w:tr>
+    </w:tbl>
+    <w:tbl>
+      <w:tblPr>
+        <w:tblW w:type="auto" w:w="0"/>
+        <w:jc w:val="center"/>
+        <w:tblLook w:firstColumn="1" w:firstRow="1" w:lastColumn="0" w:lastRow="0" w:noHBand="0" w:noVBand="1" w:val="04A0"/>
+      </w:tblPr>
+      <w:tblGrid>
+        <w:gridCol w:w="10080"/>
+      </w:tblGrid>
+      <w:tr>
+        <w:tc>
+          <w:tcPr>
+            <w:tcW w:type="dxa" w:w="10080"/>
+            <w:shd w:fill="F0FFF4"/>
+            <w:tcMar>
+              <w:top w:w="100" w:type="dxa"/>
+              <w:bottom w:w="100" w:type="dxa"/>
+              <w:left w:w="150" w:type="dxa"/>
+              <w:right w:w="150" w:type="dxa"/>
+            </w:tcMar>
+          </w:tcPr>
+          <w:p>
+            <w:r>
+              <w:rPr>
+                <w:b/>
+                <w:color w:val="276749"/>
+                <w:sz w:val="19"/>
+              </w:rPr>
+              <w:t xml:space="preserve">💡 Speed Hack / Trick: </w:t>
+            </w:r>
+            <w:r>
+              <w:rPr>
+                <w:color w:val="2D3748"/>
+                <w:sz w:val="19"/>
+              </w:rPr>
+              <w:t>Focus on high-yield formulas and standard limiting approximations tested in Practical Organic Chemistry PYQs.</w:t>
+            </w:r>
+          </w:p>
+        </w:tc>
+      </w:tr>
+    </w:tbl>
+    <w:p>
+      <w:pPr>
+        <w:spacing w:before="120" w:after="40"/>
+      </w:pPr>
+      <w:r>
+        <w:rPr>
+          <w:b/>
+          <w:color w:val="1A365D"/>
+          <w:sz w:val="19"/>
+        </w:rPr>
+        <w:t>Source PYQs testing this concept:</w:t>
+      </w:r>
+    </w:p>
+    <w:p>
+      <w:pPr>
+        <w:pStyle w:val="ListBullet"/>
+        <w:spacing w:after="40"/>
+      </w:pPr>
+      <w:r>
+        <w:rPr>
+          <w:b/>
+          <w:sz w:val="18"/>
+        </w:rPr>
+        <w:t xml:space="preserve">[2026 Morning Shift] Q#3 (MCQ): </w:t>
+      </w:r>
+      <w:r>
+        <w:rPr>
+          <w:sz w:val="18"/>
+        </w:rPr>
+        <w:t xml:space="preserve">"Given below are two statements : Statement (I) : 1,2,3-Trihydroxypropane can be separated from water by simple distillation. Statement (II) ..."  </w:t>
       </w:r>
       <w:r>
         <w:rPr>
@@ -515,13 +1216,13 @@
           <w:b/>
           <w:sz w:val="18"/>
         </w:rPr>
-        <w:t xml:space="preserve">[2026 Evening Shift] Q#1 (MCQ): </w:t>
+        <w:t xml:space="preserve">[2025 Evening Shift] Q#4 (Numerical): </w:t>
       </w:r>
       <w:r>
         <w:rPr>
           <w:sz w:val="18"/>
         </w:rPr>
-        <w:t xml:space="preserve">"A student has been given 0.314 g of an organic compound and asked to estimate Sulphur. During the experiment, the student has obtained 0.481..."  </w:t>
+        <w:t xml:space="preserve">"In Dumas' method 292 mg of an organic compound released 50 mL of nitrogen gas (N_(2)) at 300 K temperature and 715 mm Hg pressure. The per..."  </w:t>
       </w:r>
       <w:r>
         <w:rPr>
@@ -529,7 +1230,34 @@
           <w:color w:val="2B6CB0"/>
           <w:sz w:val="18"/>
         </w:rPr>
-        <w:t>[Ans: B]</w:t>
+        <w:t>[Ans: 18]</w:t>
+      </w:r>
+    </w:p>
+    <w:p>
+      <w:pPr>
+        <w:pStyle w:val="ListBullet"/>
+        <w:spacing w:after="40"/>
+      </w:pPr>
+      <w:r>
+        <w:rPr>
+          <w:b/>
+          <w:sz w:val="18"/>
+        </w:rPr>
+        <w:t xml:space="preserve">[2024 Evening Shift] Q#2 (MCQ): </w:t>
+      </w:r>
+      <w:r>
+        <w:rPr>
+          <w:sz w:val="18"/>
+        </w:rPr>
+        <w:t xml:space="preserve">"Chromatographic technique/s based on the principle of differential adsorption is / are A. Column chromatography B. Thin layer chromatography..."  </w:t>
+      </w:r>
+      <w:r>
+        <w:rPr>
+          <w:b/>
+          <w:color w:val="2B6CB0"/>
+          <w:sz w:val="18"/>
+        </w:rPr>
+        <w:t>[Ans: N/A]</w:t>
       </w:r>
     </w:p>
     <w:p>
@@ -662,6 +1390,154 @@
               <w:t>Solution Analysis:</w:t>
               <w:br/>
               <w:t>Mass of compound taken =0.314g Mass of BaSO_(4) obtained =0.4813g In BaSO_(4) , sulphur present per mole =32g Molar mass of BaSO_(4)=233g mol^-1 So, mass of sulphur in 0.4813g of BaSO_(4) is: m(S)=0.4813 × (32 / 233) m(S)=0.4813 × (32 / 233)=0.06608g (approx.) Percentage of sulphur in the compound: %S=(0.06608 / 0.314) × 100 ≈ 21.05% Correct option: B) 21.05%</w:t>
+            </w:r>
+          </w:p>
+        </w:tc>
+      </w:tr>
+    </w:tbl>
+    <w:p>
+      <w:pPr>
+        <w:spacing w:after="120"/>
+      </w:pPr>
+    </w:p>
+    <w:p>
+      <w:pPr>
+        <w:spacing w:before="160" w:after="40"/>
+      </w:pPr>
+      <w:r>
+        <w:rPr>
+          <w:b/>
+          <w:color w:val="1A365D"/>
+          <w:sz w:val="22"/>
+        </w:rPr>
+        <w:t>Benchmark Problem 2: JEE Main 2025 (Online) 7th April Evening Shift (Q#4)</w:t>
+      </w:r>
+    </w:p>
+    <w:p>
+      <w:pPr>
+        <w:spacing w:after="80"/>
+      </w:pPr>
+      <w:r>
+        <w:rPr>
+          <w:sz w:val="20"/>
+        </w:rPr>
+        <w:t>In Dumas' method 292 mg of an organic compound released 50 mL of nitrogen gas (N_(2)) at 300 K temperature and 715 mm Hg pressure. The percentage composition of ' N ' in the organic compound is _____________ % (Nearest integer)</w:t>
+        <w:br/>
+        <w:t>(Aqueous tension at 300K=15mmHg )</w:t>
+      </w:r>
+    </w:p>
+    <w:tbl>
+      <w:tblPr>
+        <w:tblW w:type="auto" w:w="0"/>
+        <w:jc w:val="center"/>
+        <w:tblLook w:firstColumn="1" w:firstRow="1" w:lastColumn="0" w:lastRow="0" w:noHBand="0" w:noVBand="1" w:val="04A0"/>
+      </w:tblPr>
+      <w:tblGrid>
+        <w:gridCol w:w="10080"/>
+      </w:tblGrid>
+      <w:tr>
+        <w:tc>
+          <w:tcPr>
+            <w:tcW w:type="dxa" w:w="10080"/>
+            <w:shd w:fill="F7FAFC"/>
+            <w:tcMar>
+              <w:top w:w="100" w:type="dxa"/>
+              <w:bottom w:w="100" w:type="dxa"/>
+              <w:left w:w="150" w:type="dxa"/>
+              <w:right w:w="150" w:type="dxa"/>
+            </w:tcMar>
+          </w:tcPr>
+          <w:p>
+            <w:r>
+              <w:rPr>
+                <w:b/>
+                <w:color w:val="1A365D"/>
+                <w:sz w:val="19"/>
+              </w:rPr>
+              <w:t>Correct Answer: 18</w:t>
+              <w:br/>
+            </w:r>
+            <w:r>
+              <w:rPr>
+                <w:color w:val="2D3748"/>
+                <w:sz w:val="18"/>
+              </w:rPr>
+              <w:t>Solution Analysis:</w:t>
+              <w:br/>
+              <w:t>Given: Volume of N_(2) , V=50 mL Pressure, P=715 mm Hg Temperature, T=300 K Aqueous Tension at 300 K = 15 mm Hg Calculation: Correct the Pressure for N_(2) : P_(N_2)=715mmHg-15mmHg=700mmHg Convert the pressure from mm Hg to atm: P_(N_2)=(700 / 760)atm Calculate the Moles of N_(2) using the Ideal Gas Law: n_(N_2)=\fracP_(N_2) · VR · T n_(N_2)=((700 / 760) × (50 / 1000) / 0.0821 × 300) Calculate the Moles of N : n_(N)=2 × n_(N_2) Calculate the Mass of N : Mass ofN=2 × n_(N) × 14 Determine the Percentage of Nitrogen in the Organic Compound: %N=(Mass ofN / Mass of organic compound) × 100 %N=((700 / 760) × (50 / 1000) × 2 × 14 / 0.0821 × 300) × (1000 / 292) × 100 %N=18% The percentage of nitrogen in the organic compound is 18%.</w:t>
+            </w:r>
+          </w:p>
+        </w:tc>
+      </w:tr>
+    </w:tbl>
+    <w:p>
+      <w:pPr>
+        <w:spacing w:after="120"/>
+      </w:pPr>
+    </w:p>
+    <w:p>
+      <w:pPr>
+        <w:spacing w:before="160" w:after="40"/>
+      </w:pPr>
+      <w:r>
+        <w:rPr>
+          <w:b/>
+          <w:color w:val="1A365D"/>
+          <w:sz w:val="22"/>
+        </w:rPr>
+        <w:t>Benchmark Problem 3: JEE Main 2024 (Online) 30th January Morning Shift (Q#3)</w:t>
+      </w:r>
+    </w:p>
+    <w:p>
+      <w:pPr>
+        <w:spacing w:after="80"/>
+      </w:pPr>
+      <w:r>
+        <w:rPr>
+          <w:sz w:val="20"/>
+        </w:rPr>
+        <w:t>On a thin layer chromatographic plate, an organic compound moved by 3.5cm , while the solvent moved by 5cm . The retardation factor of the organic compound is ________ × 10^-1 .</w:t>
+      </w:r>
+    </w:p>
+    <w:tbl>
+      <w:tblPr>
+        <w:tblW w:type="auto" w:w="0"/>
+        <w:jc w:val="center"/>
+        <w:tblLook w:firstColumn="1" w:firstRow="1" w:lastColumn="0" w:lastRow="0" w:noHBand="0" w:noVBand="1" w:val="04A0"/>
+      </w:tblPr>
+      <w:tblGrid>
+        <w:gridCol w:w="10080"/>
+      </w:tblGrid>
+      <w:tr>
+        <w:tc>
+          <w:tcPr>
+            <w:tcW w:type="dxa" w:w="10080"/>
+            <w:shd w:fill="F7FAFC"/>
+            <w:tcMar>
+              <w:top w:w="100" w:type="dxa"/>
+              <w:bottom w:w="100" w:type="dxa"/>
+              <w:left w:w="150" w:type="dxa"/>
+              <w:right w:w="150" w:type="dxa"/>
+            </w:tcMar>
+          </w:tcPr>
+          <w:p>
+            <w:r>
+              <w:rPr>
+                <w:b/>
+                <w:color w:val="1A365D"/>
+                <w:sz w:val="19"/>
+              </w:rPr>
+              <w:t>Correct Answer: 7</w:t>
+              <w:br/>
+            </w:r>
+            <w:r>
+              <w:rPr>
+                <w:color w:val="2D3748"/>
+                <w:sz w:val="18"/>
+              </w:rPr>
+              <w:t>Solution Analysis:</w:t>
+              <w:br/>
+              <w:t>Retardation factor =(Distance travelled by sample/organic compound / Distance travelled by solvent) =(3.5 / 5)=7 × 10^-1</w:t>
             </w:r>
           </w:p>
         </w:tc>

--- a/data/exports/practical-organic-chemistry_revision_notes.docx
+++ b/data/exports/practical-organic-chemistry_revision_notes.docx
@@ -209,7 +209,7 @@
               <w:rPr>
                 <w:sz w:val="19"/>
               </w:rPr>
-              <w:t>84 PYQs</w:t>
+              <w:t>78 PYQs</w:t>
             </w:r>
           </w:p>
         </w:tc>
@@ -296,7 +296,7 @@
               <w:rPr>
                 <w:sz w:val="19"/>
               </w:rPr>
-              <w:t>64 PYQs</w:t>
+              <w:t>37 PYQs</w:t>
             </w:r>
           </w:p>
         </w:tc>
@@ -338,10 +338,10 @@
             <w:r>
               <w:rPr>
                 <w:b/>
-                <w:color w:val="2B6CB0"/>
+                <w:color w:val="C53030"/>
                 <w:sz w:val="19"/>
               </w:rPr>
-              <w:t>High</w:t>
+              <w:t>Very High</w:t>
             </w:r>
           </w:p>
         </w:tc>
@@ -383,7 +383,7 @@
               <w:rPr>
                 <w:sz w:val="19"/>
               </w:rPr>
-              <w:t>9 PYQs</w:t>
+              <w:t>19 PYQs</w:t>
             </w:r>
           </w:p>
         </w:tc>
@@ -526,7 +526,7 @@
                 <w:color w:val="2D3748"/>
                 <w:sz w:val="19"/>
               </w:rPr>
-              <w:t>\times 10^{-1}g, \quad \times 10^{-1}, \quad \frac{0.80 \times 100}{1.60}</w:t>
+              <w:t>CuSO_{4}, \quad NaSCN+2Na \rightarrow NaCN+Na_{2}S, \quad KMnO_{4}</w:t>
             </w:r>
           </w:p>
         </w:tc>
@@ -572,7 +572,7 @@
                 <w:color w:val="2D3748"/>
                 <w:sz w:val="19"/>
               </w:rPr>
-              <w:t>\frac{10}{78}, \quad =\frac{4.5+4.5+4.4+4.4+4.4}{5}, \quad The value of y is ______________. (Integer answer)</w:t>
+              <w:t>Moles of N 2 =, \quad KMnO_{4}, \quad \therefore 0.4gAgBr=\frac{80}{188} \times 0.4</w:t>
             </w:r>
           </w:p>
         </w:tc>
@@ -618,7 +618,7 @@
                 <w:color w:val="2D3748"/>
                 <w:sz w:val="19"/>
               </w:rPr>
-              <w:t>=\frac{4.5+4.5+4.4+4.4+4.4}{5}, \quad _{2}, \quad (N_{2})</w:t>
+              <w:t>\times, \quad CHCl_{3}-, \quad C_{12}H_{22}O_{11}</w:t>
             </w:r>
           </w:p>
         </w:tc>
@@ -650,7 +650,7 @@
           <w:color w:val="2B6CB0"/>
           <w:sz w:val="24"/>
         </w:rPr>
-        <w:t>3.1 Practical Organic Chemistry — Applied Cases, Reactions &amp; Traps (Very High Yield — 84 PYQs)</w:t>
+        <w:t>3.1 Practical Organic Chemistry — Applied Cases, Reactions &amp; Traps (Very High Yield — 78 PYQs)</w:t>
       </w:r>
     </w:p>
     <w:p>
@@ -773,33 +773,6 @@
           <w:b/>
           <w:sz w:val="18"/>
         </w:rPr>
-        <w:t xml:space="preserve">[2026 Morning Shift] Q#1 (MCQ): </w:t>
-      </w:r>
-      <w:r>
-        <w:rPr>
-          <w:sz w:val="18"/>
-        </w:rPr>
-        <w:t xml:space="preserve">"Amongst the following, the total number of compounds soluble in aqueous NaOH at room temperature is :..."  </w:t>
-      </w:r>
-      <w:r>
-        <w:rPr>
-          <w:b/>
-          <w:color w:val="2B6CB0"/>
-          <w:sz w:val="18"/>
-        </w:rPr>
-        <w:t>[Ans: N/A]</w:t>
-      </w:r>
-    </w:p>
-    <w:p>
-      <w:pPr>
-        <w:pStyle w:val="ListBullet"/>
-        <w:spacing w:after="40"/>
-      </w:pPr>
-      <w:r>
-        <w:rPr>
-          <w:b/>
-          <w:sz w:val="18"/>
-        </w:rPr>
         <w:t xml:space="preserve">[2026 Evening Shift] Q#1 (MCQ): </w:t>
       </w:r>
       <w:r>
@@ -846,6 +819,33 @@
     </w:p>
     <w:p>
       <w:pPr>
+        <w:pStyle w:val="ListBullet"/>
+        <w:spacing w:after="40"/>
+      </w:pPr>
+      <w:r>
+        <w:rPr>
+          <w:b/>
+          <w:sz w:val="18"/>
+        </w:rPr>
+        <w:t xml:space="preserve">[2026 Evening Shift] Q#1 (Numerical): </w:t>
+      </w:r>
+      <w:r>
+        <w:rPr>
+          <w:sz w:val="18"/>
+        </w:rPr>
+        <w:t xml:space="preserve">"Consider the following reactions sequence When the product (P) is subjected to Carius analysis using AgNO 3 , 1.0 g of the product (P) will ..."  </w:t>
+      </w:r>
+      <w:r>
+        <w:rPr>
+          <w:b/>
+          <w:color w:val="2B6CB0"/>
+          <w:sz w:val="18"/>
+        </w:rPr>
+        <w:t>[Ans: 1]</w:t>
+      </w:r>
+    </w:p>
+    <w:p>
+      <w:pPr>
         <w:spacing w:after="120"/>
       </w:pPr>
     </w:p>
@@ -858,7 +858,7 @@
           <w:color w:val="2B6CB0"/>
           <w:sz w:val="24"/>
         </w:rPr>
-        <w:t>3.2 Practical Organic Chemistry — Standard Calculations &amp; Problem Archetypes (Very High Yield — 64 PYQs)</w:t>
+        <w:t>3.2 Practical Organic Chemistry — Standard Calculations &amp; Problem Archetypes (Very High Yield — 37 PYQs)</w:t>
       </w:r>
     </w:p>
     <w:p>
@@ -987,33 +987,6 @@
         <w:rPr>
           <w:sz w:val="18"/>
         </w:rPr>
-        <w:t xml:space="preserve">"Given below are two statements : Statement I : A mixture of C_(12)H_(22)O_(11) (sugar) and NaCl can be separated by dissolving sugar in al..."  </w:t>
-      </w:r>
-      <w:r>
-        <w:rPr>
-          <w:b/>
-          <w:color w:val="2B6CB0"/>
-          <w:sz w:val="18"/>
-        </w:rPr>
-        <w:t>[Ans: N/A]</w:t>
-      </w:r>
-    </w:p>
-    <w:p>
-      <w:pPr>
-        <w:pStyle w:val="ListBullet"/>
-        <w:spacing w:after="40"/>
-      </w:pPr>
-      <w:r>
-        <w:rPr>
-          <w:b/>
-          <w:sz w:val="18"/>
-        </w:rPr>
-        <w:t xml:space="preserve">[2026 Evening Shift] Q#1 (MCQ): </w:t>
-      </w:r>
-      <w:r>
-        <w:rPr>
-          <w:sz w:val="18"/>
-        </w:rPr>
         <w:t xml:space="preserve">"A student has been given 0.314 g of an organic compound and asked to estimate Sulphur. During the experiment, the student has obtained 0.481..."  </w:t>
       </w:r>
       <w:r>
@@ -1054,6 +1027,33 @@
     </w:p>
     <w:p>
       <w:pPr>
+        <w:pStyle w:val="ListBullet"/>
+        <w:spacing w:after="40"/>
+      </w:pPr>
+      <w:r>
+        <w:rPr>
+          <w:b/>
+          <w:sz w:val="18"/>
+        </w:rPr>
+        <w:t xml:space="preserve">[2026 Evening Shift] Q#2 (MCQ): </w:t>
+      </w:r>
+      <w:r>
+        <w:rPr>
+          <w:sz w:val="18"/>
+        </w:rPr>
+        <w:t xml:space="preserve">"When 1 g of compound (X) is subjected to Kjeldahl's method for estimation of nitrogen, 15 mL 1 M H_(2)SO_(4) was neutralized by ammonia ..."  </w:t>
+      </w:r>
+      <w:r>
+        <w:rPr>
+          <w:b/>
+          <w:color w:val="2B6CB0"/>
+          <w:sz w:val="18"/>
+        </w:rPr>
+        <w:t>[Ans: N/A]</w:t>
+      </w:r>
+    </w:p>
+    <w:p>
+      <w:pPr>
         <w:spacing w:after="120"/>
       </w:pPr>
     </w:p>
@@ -1066,7 +1066,7 @@
           <w:color w:val="2B6CB0"/>
           <w:sz w:val="24"/>
         </w:rPr>
-        <w:t>3.3 Practical Organic Chemistry — Core Principles &amp; Governing Laws (High Yield — 9 PYQs)</w:t>
+        <w:t>3.3 Practical Organic Chemistry — Core Principles &amp; Governing Laws (Very High Yield — 19 PYQs)</w:t>
       </w:r>
     </w:p>
     <w:p>
@@ -1189,13 +1189,13 @@
           <w:b/>
           <w:sz w:val="18"/>
         </w:rPr>
-        <w:t xml:space="preserve">[2026 Morning Shift] Q#3 (MCQ): </w:t>
+        <w:t xml:space="preserve">[2026 Evening Shift] Q#1 (MCQ): </w:t>
       </w:r>
       <w:r>
         <w:rPr>
           <w:sz w:val="18"/>
         </w:rPr>
-        <w:t xml:space="preserve">"Given below are two statements : Statement (I) : 1,2,3-Trihydroxypropane can be separated from water by simple distillation. Statement (II) ..."  </w:t>
+        <w:t xml:space="preserve">"Given below are two statements : Statement I : A mixture of C_(12)H_(22)O_(11) (sugar) and NaCl can be separated by dissolving sugar in al..."  </w:t>
       </w:r>
       <w:r>
         <w:rPr>
@@ -1216,13 +1216,13 @@
           <w:b/>
           <w:sz w:val="18"/>
         </w:rPr>
-        <w:t xml:space="preserve">[2025 Evening Shift] Q#4 (Numerical): </w:t>
+        <w:t xml:space="preserve">[2026 Morning Shift] Q#1 (MCQ): </w:t>
       </w:r>
       <w:r>
         <w:rPr>
           <w:sz w:val="18"/>
         </w:rPr>
-        <w:t xml:space="preserve">"In Dumas' method 292 mg of an organic compound released 50 mL of nitrogen gas (N_(2)) at 300 K temperature and 715 mm Hg pressure. The per..."  </w:t>
+        <w:t xml:space="preserve">"Amongst the following, the total number of compounds soluble in aqueous NaOH at room temperature is :..."  </w:t>
       </w:r>
       <w:r>
         <w:rPr>
@@ -1230,7 +1230,7 @@
           <w:color w:val="2B6CB0"/>
           <w:sz w:val="18"/>
         </w:rPr>
-        <w:t>[Ans: 18]</w:t>
+        <w:t>[Ans: N/A]</w:t>
       </w:r>
     </w:p>
     <w:p>
@@ -1243,13 +1243,13 @@
           <w:b/>
           <w:sz w:val="18"/>
         </w:rPr>
-        <w:t xml:space="preserve">[2024 Evening Shift] Q#2 (MCQ): </w:t>
+        <w:t xml:space="preserve">[2026 Morning Shift] Q#3 (MCQ): </w:t>
       </w:r>
       <w:r>
         <w:rPr>
           <w:sz w:val="18"/>
         </w:rPr>
-        <w:t xml:space="preserve">"Chromatographic technique/s based on the principle of differential adsorption is / are A. Column chromatography B. Thin layer chromatography..."  </w:t>
+        <w:t xml:space="preserve">"Given below are two statements : Statement (I) : 1,2,3-Trihydroxypropane can be separated from water by simple distillation. Statement (II) ..."  </w:t>
       </w:r>
       <w:r>
         <w:rPr>
@@ -1410,82 +1410,7 @@
           <w:color w:val="1A365D"/>
           <w:sz w:val="22"/>
         </w:rPr>
-        <w:t>Benchmark Problem 2: JEE Main 2025 (Online) 7th April Evening Shift (Q#4)</w:t>
-      </w:r>
-    </w:p>
-    <w:p>
-      <w:pPr>
-        <w:spacing w:after="80"/>
-      </w:pPr>
-      <w:r>
-        <w:rPr>
-          <w:sz w:val="20"/>
-        </w:rPr>
-        <w:t>In Dumas' method 292 mg of an organic compound released 50 mL of nitrogen gas (N_(2)) at 300 K temperature and 715 mm Hg pressure. The percentage composition of ' N ' in the organic compound is _____________ % (Nearest integer)</w:t>
-        <w:br/>
-        <w:t>(Aqueous tension at 300K=15mmHg )</w:t>
-      </w:r>
-    </w:p>
-    <w:tbl>
-      <w:tblPr>
-        <w:tblW w:type="auto" w:w="0"/>
-        <w:jc w:val="center"/>
-        <w:tblLook w:firstColumn="1" w:firstRow="1" w:lastColumn="0" w:lastRow="0" w:noHBand="0" w:noVBand="1" w:val="04A0"/>
-      </w:tblPr>
-      <w:tblGrid>
-        <w:gridCol w:w="10080"/>
-      </w:tblGrid>
-      <w:tr>
-        <w:tc>
-          <w:tcPr>
-            <w:tcW w:type="dxa" w:w="10080"/>
-            <w:shd w:fill="F7FAFC"/>
-            <w:tcMar>
-              <w:top w:w="100" w:type="dxa"/>
-              <w:bottom w:w="100" w:type="dxa"/>
-              <w:left w:w="150" w:type="dxa"/>
-              <w:right w:w="150" w:type="dxa"/>
-            </w:tcMar>
-          </w:tcPr>
-          <w:p>
-            <w:r>
-              <w:rPr>
-                <w:b/>
-                <w:color w:val="1A365D"/>
-                <w:sz w:val="19"/>
-              </w:rPr>
-              <w:t>Correct Answer: 18</w:t>
-              <w:br/>
-            </w:r>
-            <w:r>
-              <w:rPr>
-                <w:color w:val="2D3748"/>
-                <w:sz w:val="18"/>
-              </w:rPr>
-              <w:t>Solution Analysis:</w:t>
-              <w:br/>
-              <w:t>Given: Volume of N_(2) , V=50 mL Pressure, P=715 mm Hg Temperature, T=300 K Aqueous Tension at 300 K = 15 mm Hg Calculation: Correct the Pressure for N_(2) : P_(N_2)=715mmHg-15mmHg=700mmHg Convert the pressure from mm Hg to atm: P_(N_2)=(700 / 760)atm Calculate the Moles of N_(2) using the Ideal Gas Law: n_(N_2)=\fracP_(N_2) · VR · T n_(N_2)=((700 / 760) × (50 / 1000) / 0.0821 × 300) Calculate the Moles of N : n_(N)=2 × n_(N_2) Calculate the Mass of N : Mass ofN=2 × n_(N) × 14 Determine the Percentage of Nitrogen in the Organic Compound: %N=(Mass ofN / Mass of organic compound) × 100 %N=((700 / 760) × (50 / 1000) × 2 × 14 / 0.0821 × 300) × (1000 / 292) × 100 %N=18% The percentage of nitrogen in the organic compound is 18%.</w:t>
-            </w:r>
-          </w:p>
-        </w:tc>
-      </w:tr>
-    </w:tbl>
-    <w:p>
-      <w:pPr>
-        <w:spacing w:after="120"/>
-      </w:pPr>
-    </w:p>
-    <w:p>
-      <w:pPr>
-        <w:spacing w:before="160" w:after="40"/>
-      </w:pPr>
-      <w:r>
-        <w:rPr>
-          <w:b/>
-          <w:color w:val="1A365D"/>
-          <w:sz w:val="22"/>
-        </w:rPr>
-        <w:t>Benchmark Problem 3: JEE Main 2024 (Online) 30th January Morning Shift (Q#3)</w:t>
+        <w:t>Benchmark Problem 2: JEE Main 2024 (Online) 30th January Morning Shift (Q#3)</w:t>
       </w:r>
     </w:p>
     <w:p>
